--- a/office/carta-intestata.docx
+++ b/office/carta-intestata.docx
@@ -949,7 +949,7 @@
               <w:sz w:val="14"/>
               <w:szCs w:val="14"/>
             </w:rPr>
-            <w:t xml:space="preserve">ISO 9001:2015 · ISO 13485:2016 · ISO/IEC 27001:2022 · UNI PdR 125</w:t>
+            <w:t xml:space="preserve">ISO 9001:2015 · ISO 13485:2016 · ISO/IEC 27001:2022 · UNI PdR 125 · UNI EN ISO 14001:2015 · UNI ISO 37001:2025 · PASS 24000:2022</w:t>
           </w:r>
         </w:p>
       </w:tc>
